--- a/Tp Respuestas.docx
+++ b/Tp Respuestas.docx
@@ -22,6 +22,88 @@
         <w:t>Ejercicio 1:</w:t>
       </w:r>
     </w:p>
+    <w:p>
+      <w:r>
+        <w:rPr>
+          <w:b/>
+          <w:bCs/>
+        </w:rPr>
+        <w:t xml:space="preserve">6) </w:t>
+      </w:r>
+      <w:r>
+        <w:t xml:space="preserve">Si, se puede observar que la especie </w:t>
+      </w:r>
+      <w:r>
+        <w:t>Gilia sp y Ranunculaceae sp</w:t>
+      </w:r>
+      <w:r>
+        <w:t xml:space="preserve"> presentan mayor </w:t>
+      </w:r>
+      <w:r>
+        <w:t xml:space="preserve">emergencia en lugares de pastoreo, mientras que </w:t>
+      </w:r>
+      <w:r>
+        <w:t>Pappostipa sp</w:t>
+      </w:r>
+      <w:r>
+        <w:t xml:space="preserve"> y Plantago patagónica emergen más en lugares sin pastoreo.</w:t>
+      </w:r>
+    </w:p>
+    <w:p>
+      <w:r>
+        <w:rPr>
+          <w:b/>
+          <w:bCs/>
+        </w:rPr>
+        <w:t>8)</w:t>
+      </w:r>
+      <w:r>
+        <w:rPr>
+          <w:b/>
+          <w:bCs/>
+        </w:rPr>
+        <w:t xml:space="preserve"> </w:t>
+      </w:r>
+      <w:r>
+        <w:t>Según el gráfico realizado se observa que c</w:t>
+      </w:r>
+      <w:r>
+        <w:t>oncuerda</w:t>
+      </w:r>
+      <w:r>
+        <w:t xml:space="preserve"> </w:t>
+      </w:r>
+      <w:r>
+        <w:t>el</w:t>
+      </w:r>
+      <w:r>
+        <w:t xml:space="preserve"> </w:t>
+      </w:r>
+      <w:r>
+        <w:t>patr</w:t>
+      </w:r>
+      <w:r>
+        <w:t>ó</w:t>
+      </w:r>
+      <w:r>
+        <w:t>n observado con la descripci</w:t>
+      </w:r>
+      <w:r>
+        <w:t>ó</w:t>
+      </w:r>
+      <w:r>
+        <w:t>n te</w:t>
+      </w:r>
+      <w:r>
+        <w:t>ó</w:t>
+      </w:r>
+      <w:r>
+        <w:t>rica</w:t>
+      </w:r>
+      <w:r>
+        <w:t xml:space="preserve"> del ejercicio.</w:t>
+      </w:r>
+    </w:p>
     <w:p/>
     <w:p>
       <w:pPr>
@@ -177,7 +259,11 @@
         <w:t>)</w:t>
       </w:r>
       <w:r>
-        <w:t>. Esto pasó porque, aunque las empresas seguían cobrando en pesos, esos pesos valían menos en dólares después de la devaluación. Esta caída es importante porque muchas de las cosas que necesita una empresa de telefonía para mejorar su red (antenas, cables, equipos) se compran en dólares. Entonces, si el ingreso en dólares baja, a la empresa le queda menos margen para invertir en mejorar la infraestructura en ese momento. A partir de 2024 el ARPU se recuperó y llegó a superar los USD 7,5, por encima del promedio regional, lo que indicaría una mejor capacidad de inversión en esa etapa.</w:t>
+        <w:t xml:space="preserve">. Esto pasó porque, aunque las empresas seguían cobrando en pesos, esos pesos valían menos en dólares después de la devaluación. Esta caída es </w:t>
+      </w:r>
+      <w:r>
+        <w:lastRenderedPageBreak/>
+        <w:t>importante porque muchas de las cosas que necesita una empresa de telefonía para mejorar su red (antenas, cables, equipos) se compran en dólares. Entonces, si el ingreso en dólares baja, a la empresa le queda menos margen para invertir en mejorar la infraestructura en ese momento. A partir de 2024 el ARPU se recuperó y llegó a superar los USD 7,5, por encima del promedio regional, lo que indicaría una mejor capacidad de inversión en esa etapa.</w:t>
       </w:r>
     </w:p>
     <w:p>
@@ -186,7 +272,6 @@
           <w:b/>
           <w:bCs/>
         </w:rPr>
-        <w:lastRenderedPageBreak/>
         <w:t>5)</w:t>
       </w:r>
       <w:r>
